--- a/dsa_rough.docx
+++ b/dsa_rough.docx
@@ -22,7 +22,7 @@
           <w:lang w:val="en-US"/>
         </w:rPr>
       </w:pPr>
-      <w:hyperlink r:id="rId4" w:history="1">
+      <w:hyperlink r:id="rId5" w:history="1">
         <w:r>
           <w:rPr>
             <w:rStyle w:val="Hyperlink"/>
@@ -202,23 +202,7 @@
     </w:p>
     <w:p>
       <w:r>
-        <w:t xml:space="preserve">Loop : </w:t>
-      </w:r>
-      <w:proofErr w:type="spellStart"/>
-      <w:r>
-        <w:t>i</w:t>
-      </w:r>
-      <w:proofErr w:type="spellEnd"/>
-      <w:r>
-        <w:t>*</w:t>
-      </w:r>
-      <w:proofErr w:type="spellStart"/>
-      <w:r>
-        <w:t>i</w:t>
-      </w:r>
-      <w:proofErr w:type="spellEnd"/>
-      <w:r>
-        <w:t xml:space="preserve"> &lt;= N</w:t>
+        <w:t>Loop : i*i &lt;= N</w:t>
       </w:r>
     </w:p>
     <w:p>
@@ -425,15 +409,7 @@
         <w:sym w:font="Wingdings" w:char="F0E8"/>
       </w:r>
       <w:r>
-        <w:t xml:space="preserve"> </w:t>
-      </w:r>
-      <w:proofErr w:type="spellStart"/>
-      <w:r>
-        <w:t>Math.max</w:t>
-      </w:r>
-      <w:proofErr w:type="spellEnd"/>
-      <w:r>
-        <w:t>(20,15)</w:t>
+        <w:t xml:space="preserve"> Math.max(20,15)</w:t>
       </w:r>
     </w:p>
     <w:p>
@@ -495,15 +471,7 @@
         <w:sym w:font="Wingdings" w:char="F0E8"/>
       </w:r>
       <w:r>
-        <w:t xml:space="preserve"> </w:t>
-      </w:r>
-      <w:proofErr w:type="spellStart"/>
-      <w:r>
-        <w:t>Mah.max</w:t>
-      </w:r>
-      <w:proofErr w:type="spellEnd"/>
-      <w:r>
-        <w:t>(5,15)</w:t>
+        <w:t xml:space="preserve"> Mah.max(5,15)</w:t>
       </w:r>
     </w:p>
     <w:p>
@@ -547,15 +515,7 @@
         <w:sym w:font="Wingdings" w:char="F0E8"/>
       </w:r>
       <w:r>
-        <w:t xml:space="preserve"> </w:t>
-      </w:r>
-      <w:proofErr w:type="spellStart"/>
-      <w:r>
-        <w:t>Math.max</w:t>
-      </w:r>
-      <w:proofErr w:type="spellEnd"/>
-      <w:r>
-        <w:t>(10,5)</w:t>
+        <w:t xml:space="preserve"> Math.max(10,5)</w:t>
       </w:r>
     </w:p>
     <w:p>
@@ -572,15 +532,7 @@
         <w:sym w:font="Wingdings" w:char="F0E8"/>
       </w:r>
       <w:r>
-        <w:t xml:space="preserve"> </w:t>
-      </w:r>
-      <w:proofErr w:type="spellStart"/>
-      <w:r>
-        <w:t>Math.max</w:t>
-      </w:r>
-      <w:proofErr w:type="spellEnd"/>
-      <w:r>
-        <w:t>(5,5)</w:t>
+        <w:t xml:space="preserve"> Math.max(5,5)</w:t>
       </w:r>
     </w:p>
     <w:p>
@@ -725,7 +677,7 @@
                     <pic:cNvPicPr/>
                   </pic:nvPicPr>
                   <pic:blipFill>
-                    <a:blip r:embed="rId5"/>
+                    <a:blip r:embed="rId6"/>
                     <a:stretch>
                       <a:fillRect/>
                     </a:stretch>
@@ -843,7 +795,7 @@
                     <pic:cNvPicPr/>
                   </pic:nvPicPr>
                   <pic:blipFill>
-                    <a:blip r:embed="rId6"/>
+                    <a:blip r:embed="rId7"/>
                     <a:stretch>
                       <a:fillRect/>
                     </a:stretch>
@@ -960,7 +912,7 @@
                     <pic:cNvPicPr/>
                   </pic:nvPicPr>
                   <pic:blipFill>
-                    <a:blip r:embed="rId7"/>
+                    <a:blip r:embed="rId8"/>
                     <a:stretch>
                       <a:fillRect/>
                     </a:stretch>
@@ -1091,15 +1043,7 @@
     <w:p/>
     <w:p>
       <w:r>
-        <w:t xml:space="preserve">Max </w:t>
-      </w:r>
-      <w:proofErr w:type="spellStart"/>
-      <w:r>
-        <w:t>consicutives</w:t>
-      </w:r>
-      <w:proofErr w:type="spellEnd"/>
-      <w:r>
-        <w:t xml:space="preserve"> of 0ne’s</w:t>
+        <w:t>Max consicutives of 0ne’s</w:t>
       </w:r>
     </w:p>
     <w:p>
@@ -1124,7 +1068,7 @@
                     <pic:cNvPicPr/>
                   </pic:nvPicPr>
                   <pic:blipFill>
-                    <a:blip r:embed="rId8"/>
+                    <a:blip r:embed="rId9"/>
                     <a:stretch>
                       <a:fillRect/>
                     </a:stretch>
@@ -1166,7 +1110,7 @@
                     <pic:cNvPicPr/>
                   </pic:nvPicPr>
                   <pic:blipFill>
-                    <a:blip r:embed="rId9"/>
+                    <a:blip r:embed="rId10"/>
                     <a:stretch>
                       <a:fillRect/>
                     </a:stretch>
@@ -1222,7 +1166,7 @@
                     <pic:cNvPicPr/>
                   </pic:nvPicPr>
                   <pic:blipFill>
-                    <a:blip r:embed="rId10"/>
+                    <a:blip r:embed="rId11"/>
                     <a:stretch>
                       <a:fillRect/>
                     </a:stretch>
@@ -1275,7 +1219,7 @@
                     <pic:cNvPicPr/>
                   </pic:nvPicPr>
                   <pic:blipFill>
-                    <a:blip r:embed="rId11"/>
+                    <a:blip r:embed="rId12"/>
                     <a:stretch>
                       <a:fillRect/>
                     </a:stretch>
@@ -1344,7 +1288,7 @@
                     <pic:cNvPicPr/>
                   </pic:nvPicPr>
                   <pic:blipFill>
-                    <a:blip r:embed="rId12"/>
+                    <a:blip r:embed="rId13"/>
                     <a:stretch>
                       <a:fillRect/>
                     </a:stretch>
@@ -1423,7 +1367,7 @@
                     <pic:cNvPicPr/>
                   </pic:nvPicPr>
                   <pic:blipFill>
-                    <a:blip r:embed="rId13"/>
+                    <a:blip r:embed="rId14"/>
                     <a:stretch>
                       <a:fillRect/>
                     </a:stretch>
@@ -1474,7 +1418,7 @@
                     <pic:cNvPicPr/>
                   </pic:nvPicPr>
                   <pic:blipFill>
-                    <a:blip r:embed="rId14"/>
+                    <a:blip r:embed="rId15"/>
                     <a:stretch>
                       <a:fillRect/>
                     </a:stretch>
@@ -1619,7 +1563,7 @@
                     <pic:cNvPicPr/>
                   </pic:nvPicPr>
                   <pic:blipFill>
-                    <a:blip r:embed="rId15"/>
+                    <a:blip r:embed="rId16"/>
                     <a:stretch>
                       <a:fillRect/>
                     </a:stretch>
@@ -1652,70 +1596,22 @@
           <w:color w:val="000000" w:themeColor="text1"/>
           <w:lang w:val="en-US"/>
         </w:rPr>
-        <w:t xml:space="preserve">Assume that </w:t>
-      </w:r>
-      <w:proofErr w:type="spellStart"/>
-      <w:r>
-        <w:rPr>
-          <w:color w:val="000000" w:themeColor="text1"/>
-          <w:lang w:val="en-US"/>
-        </w:rPr>
-        <w:t>sp</w:t>
-      </w:r>
-      <w:proofErr w:type="spellEnd"/>
-      <w:r>
-        <w:rPr>
-          <w:color w:val="000000" w:themeColor="text1"/>
-          <w:lang w:val="en-US"/>
-        </w:rPr>
-        <w:t xml:space="preserve"> moved 3 steps (points to the beginning of the loop, just assume)</w:t>
-      </w:r>
-    </w:p>
-    <w:p>
-      <w:pPr>
-        <w:rPr>
-          <w:color w:val="000000" w:themeColor="text1"/>
-          <w:lang w:val="en-US"/>
-        </w:rPr>
-      </w:pPr>
-      <w:r>
-        <w:rPr>
-          <w:color w:val="000000" w:themeColor="text1"/>
-          <w:lang w:val="en-US"/>
-        </w:rPr>
-        <w:t xml:space="preserve">Then </w:t>
-      </w:r>
-      <w:proofErr w:type="spellStart"/>
-      <w:r>
-        <w:rPr>
-          <w:color w:val="000000" w:themeColor="text1"/>
-          <w:lang w:val="en-US"/>
-        </w:rPr>
-        <w:t>fp</w:t>
-      </w:r>
-      <w:proofErr w:type="spellEnd"/>
-      <w:r>
-        <w:rPr>
-          <w:color w:val="000000" w:themeColor="text1"/>
-          <w:lang w:val="en-US"/>
-        </w:rPr>
-        <w:t xml:space="preserve"> will move </w:t>
-      </w:r>
-      <w:proofErr w:type="spellStart"/>
-      <w:r>
-        <w:rPr>
-          <w:color w:val="000000" w:themeColor="text1"/>
-          <w:lang w:val="en-US"/>
-        </w:rPr>
-        <w:t>sp</w:t>
-      </w:r>
-      <w:proofErr w:type="spellEnd"/>
-      <w:r>
-        <w:rPr>
-          <w:color w:val="000000" w:themeColor="text1"/>
-          <w:lang w:val="en-US"/>
-        </w:rPr>
-        <w:t>*2 steps =&gt; 3*2 =&gt;6</w:t>
+        <w:t>Assume that sp moved 3 steps (points to the beginning of the loop, just assume)</w:t>
+      </w:r>
+    </w:p>
+    <w:p>
+      <w:pPr>
+        <w:rPr>
+          <w:color w:val="000000" w:themeColor="text1"/>
+          <w:lang w:val="en-US"/>
+        </w:rPr>
+      </w:pPr>
+      <w:r>
+        <w:rPr>
+          <w:color w:val="000000" w:themeColor="text1"/>
+          <w:lang w:val="en-US"/>
+        </w:rPr>
+        <w:t>Then fp will move sp*2 steps =&gt; 3*2 =&gt;6</w:t>
       </w:r>
     </w:p>
     <w:p>
@@ -1731,54 +1627,22 @@
           <w:lang w:val="en-US"/>
         </w:rPr>
         <w:lastRenderedPageBreak/>
-        <w:t xml:space="preserve">Think that </w:t>
-      </w:r>
-      <w:proofErr w:type="spellStart"/>
-      <w:r>
-        <w:rPr>
-          <w:color w:val="000000" w:themeColor="text1"/>
-          <w:lang w:val="en-US"/>
-        </w:rPr>
-        <w:t>sp</w:t>
-      </w:r>
-      <w:proofErr w:type="spellEnd"/>
-      <w:r>
-        <w:rPr>
-          <w:color w:val="000000" w:themeColor="text1"/>
-          <w:lang w:val="en-US"/>
-        </w:rPr>
-        <w:t xml:space="preserve"> distance from head is L1</w:t>
-      </w:r>
-    </w:p>
-    <w:p>
-      <w:pPr>
-        <w:rPr>
-          <w:color w:val="000000" w:themeColor="text1"/>
-          <w:lang w:val="en-US"/>
-        </w:rPr>
-      </w:pPr>
-      <w:r>
-        <w:rPr>
-          <w:color w:val="000000" w:themeColor="text1"/>
-          <w:lang w:val="en-US"/>
-        </w:rPr>
-        <w:t xml:space="preserve">Then </w:t>
-      </w:r>
-      <w:proofErr w:type="spellStart"/>
-      <w:r>
-        <w:rPr>
-          <w:color w:val="000000" w:themeColor="text1"/>
-          <w:lang w:val="en-US"/>
-        </w:rPr>
-        <w:t>fp</w:t>
-      </w:r>
-      <w:proofErr w:type="spellEnd"/>
-      <w:r>
-        <w:rPr>
-          <w:color w:val="000000" w:themeColor="text1"/>
-          <w:lang w:val="en-US"/>
-        </w:rPr>
-        <w:t xml:space="preserve"> will be 2 * L1</w:t>
+        <w:t>Think that sp distance from head is L1</w:t>
+      </w:r>
+    </w:p>
+    <w:p>
+      <w:pPr>
+        <w:rPr>
+          <w:color w:val="000000" w:themeColor="text1"/>
+          <w:lang w:val="en-US"/>
+        </w:rPr>
+      </w:pPr>
+      <w:r>
+        <w:rPr>
+          <w:color w:val="000000" w:themeColor="text1"/>
+          <w:lang w:val="en-US"/>
+        </w:rPr>
+        <w:t>Then fp will be 2 * L1</w:t>
       </w:r>
       <w:r>
         <w:rPr>
@@ -1804,9 +1668,8 @@
           <w:color w:val="000000" w:themeColor="text1"/>
           <w:lang w:val="en-US"/>
         </w:rPr>
-        <w:t xml:space="preserve">Once </w:t>
-      </w:r>
-      <w:proofErr w:type="spellStart"/>
+        <w:t>Once sp enter</w:t>
+      </w:r>
       <w:r>
         <w:rPr>
           <w:b/>
@@ -1814,9 +1677,8 @@
           <w:color w:val="000000" w:themeColor="text1"/>
           <w:lang w:val="en-US"/>
         </w:rPr>
-        <w:t>sp</w:t>
-      </w:r>
-      <w:proofErr w:type="spellEnd"/>
+        <w:t>s</w:t>
+      </w:r>
       <w:r>
         <w:rPr>
           <w:b/>
@@ -1824,24 +1686,6 @@
           <w:color w:val="000000" w:themeColor="text1"/>
           <w:lang w:val="en-US"/>
         </w:rPr>
-        <w:t xml:space="preserve"> enter</w:t>
-      </w:r>
-      <w:r>
-        <w:rPr>
-          <w:b/>
-          <w:bCs/>
-          <w:color w:val="000000" w:themeColor="text1"/>
-          <w:lang w:val="en-US"/>
-        </w:rPr>
-        <w:t>s</w:t>
-      </w:r>
-      <w:r>
-        <w:rPr>
-          <w:b/>
-          <w:bCs/>
-          <w:color w:val="000000" w:themeColor="text1"/>
-          <w:lang w:val="en-US"/>
-        </w:rPr>
         <w:t xml:space="preserve"> the loop:</w:t>
       </w:r>
     </w:p>
@@ -1857,23 +1701,7 @@
           <w:color w:val="000000" w:themeColor="text1"/>
           <w:lang w:val="en-US"/>
         </w:rPr>
-        <w:t xml:space="preserve">The distance between </w:t>
-      </w:r>
-      <w:proofErr w:type="spellStart"/>
-      <w:r>
-        <w:rPr>
-          <w:color w:val="000000" w:themeColor="text1"/>
-          <w:lang w:val="en-US"/>
-        </w:rPr>
-        <w:t>fp</w:t>
-      </w:r>
-      <w:proofErr w:type="spellEnd"/>
-      <w:r>
-        <w:rPr>
-          <w:color w:val="000000" w:themeColor="text1"/>
-          <w:lang w:val="en-US"/>
-        </w:rPr>
-        <w:t xml:space="preserve"> </w:t>
+        <w:t xml:space="preserve">The distance between fp </w:t>
       </w:r>
       <w:r>
         <w:rPr>
@@ -1887,86 +1715,22 @@
           <w:color w:val="000000" w:themeColor="text1"/>
           <w:lang w:val="en-US"/>
         </w:rPr>
-        <w:t xml:space="preserve"> </w:t>
-      </w:r>
-      <w:proofErr w:type="spellStart"/>
-      <w:r>
-        <w:rPr>
-          <w:color w:val="000000" w:themeColor="text1"/>
-          <w:lang w:val="en-US"/>
-        </w:rPr>
-        <w:t>sp</w:t>
-      </w:r>
-      <w:proofErr w:type="spellEnd"/>
-      <w:r>
-        <w:rPr>
-          <w:color w:val="000000" w:themeColor="text1"/>
-          <w:lang w:val="en-US"/>
-        </w:rPr>
-        <w:t xml:space="preserve"> is D</w:t>
-      </w:r>
-    </w:p>
-    <w:p>
-      <w:pPr>
-        <w:rPr>
-          <w:color w:val="000000" w:themeColor="text1"/>
-          <w:lang w:val="en-US"/>
-        </w:rPr>
-      </w:pPr>
-      <w:r>
-        <w:rPr>
-          <w:color w:val="000000" w:themeColor="text1"/>
-          <w:lang w:val="en-US"/>
-        </w:rPr>
-        <w:t xml:space="preserve">And every loop </w:t>
-      </w:r>
-      <w:proofErr w:type="spellStart"/>
-      <w:r>
-        <w:rPr>
-          <w:color w:val="000000" w:themeColor="text1"/>
-          <w:lang w:val="en-US"/>
-        </w:rPr>
-        <w:t>fp</w:t>
-      </w:r>
-      <w:proofErr w:type="spellEnd"/>
-      <w:r>
-        <w:rPr>
-          <w:color w:val="000000" w:themeColor="text1"/>
-          <w:lang w:val="en-US"/>
-        </w:rPr>
-        <w:t xml:space="preserve"> is nearing to </w:t>
-      </w:r>
-      <w:proofErr w:type="spellStart"/>
-      <w:r>
-        <w:rPr>
-          <w:color w:val="000000" w:themeColor="text1"/>
-          <w:lang w:val="en-US"/>
-        </w:rPr>
-        <w:t>sp</w:t>
-      </w:r>
-      <w:proofErr w:type="spellEnd"/>
-      <w:r>
-        <w:rPr>
-          <w:color w:val="000000" w:themeColor="text1"/>
-          <w:lang w:val="en-US"/>
-        </w:rPr>
-        <w:t xml:space="preserve"> by 2 steps, and </w:t>
-      </w:r>
-      <w:proofErr w:type="spellStart"/>
-      <w:r>
-        <w:rPr>
-          <w:color w:val="000000" w:themeColor="text1"/>
-          <w:lang w:val="en-US"/>
-        </w:rPr>
-        <w:t>sp</w:t>
-      </w:r>
-      <w:proofErr w:type="spellEnd"/>
-      <w:r>
-        <w:rPr>
-          <w:color w:val="000000" w:themeColor="text1"/>
-          <w:lang w:val="en-US"/>
-        </w:rPr>
-        <w:t xml:space="preserve"> is running away by 1 step.</w:t>
+        <w:t xml:space="preserve"> sp is D</w:t>
+      </w:r>
+    </w:p>
+    <w:p>
+      <w:pPr>
+        <w:rPr>
+          <w:color w:val="000000" w:themeColor="text1"/>
+          <w:lang w:val="en-US"/>
+        </w:rPr>
+      </w:pPr>
+      <w:r>
+        <w:rPr>
+          <w:color w:val="000000" w:themeColor="text1"/>
+          <w:lang w:val="en-US"/>
+        </w:rPr>
+        <w:t>And every loop fp is nearing to sp by 2 steps, and sp is running away by 1 step.</w:t>
       </w:r>
     </w:p>
     <w:p>
@@ -1996,71 +1760,7 @@
           <w:color w:val="000000" w:themeColor="text1"/>
           <w:lang w:val="en-US"/>
         </w:rPr>
-        <w:t xml:space="preserve">(D – 2 +1) </w:t>
-      </w:r>
-      <w:proofErr w:type="spellStart"/>
-      <w:r>
-        <w:rPr>
-          <w:color w:val="000000" w:themeColor="text1"/>
-          <w:lang w:val="en-US"/>
-        </w:rPr>
-        <w:t>i.e</w:t>
-      </w:r>
-      <w:proofErr w:type="spellEnd"/>
-      <w:r>
-        <w:rPr>
-          <w:color w:val="000000" w:themeColor="text1"/>
-          <w:lang w:val="en-US"/>
-        </w:rPr>
-        <w:t xml:space="preserve"> </w:t>
-      </w:r>
-      <w:proofErr w:type="spellStart"/>
-      <w:r>
-        <w:rPr>
-          <w:color w:val="000000" w:themeColor="text1"/>
-          <w:lang w:val="en-US"/>
-        </w:rPr>
-        <w:t>fp</w:t>
-      </w:r>
-      <w:proofErr w:type="spellEnd"/>
-      <w:r>
-        <w:rPr>
-          <w:color w:val="000000" w:themeColor="text1"/>
-          <w:lang w:val="en-US"/>
-        </w:rPr>
-        <w:t xml:space="preserve"> is trying to reach </w:t>
-      </w:r>
-      <w:proofErr w:type="spellStart"/>
-      <w:r>
-        <w:rPr>
-          <w:color w:val="000000" w:themeColor="text1"/>
-          <w:lang w:val="en-US"/>
-        </w:rPr>
-        <w:t>sp</w:t>
-      </w:r>
-      <w:proofErr w:type="spellEnd"/>
-      <w:r>
-        <w:rPr>
-          <w:color w:val="000000" w:themeColor="text1"/>
-          <w:lang w:val="en-US"/>
-        </w:rPr>
-        <w:t xml:space="preserve"> by 2 so reducing the distance by 2 and </w:t>
-      </w:r>
-      <w:proofErr w:type="spellStart"/>
-      <w:r>
-        <w:rPr>
-          <w:color w:val="000000" w:themeColor="text1"/>
-          <w:lang w:val="en-US"/>
-        </w:rPr>
-        <w:t>sp</w:t>
-      </w:r>
-      <w:proofErr w:type="spellEnd"/>
-      <w:r>
-        <w:rPr>
-          <w:color w:val="000000" w:themeColor="text1"/>
-          <w:lang w:val="en-US"/>
-        </w:rPr>
-        <w:t xml:space="preserve"> is running away by 1 so +1</w:t>
+        <w:t>(D – 2 +1) i.e fp is trying to reach sp by 2 so reducing the distance by 2 and sp is running away by 1 so +1</w:t>
       </w:r>
       <w:r>
         <w:rPr>
@@ -2106,7 +1806,7 @@
                     <pic:cNvPicPr/>
                   </pic:nvPicPr>
                   <pic:blipFill>
-                    <a:blip r:embed="rId16"/>
+                    <a:blip r:embed="rId17"/>
                     <a:stretch>
                       <a:fillRect/>
                     </a:stretch>
@@ -2139,54 +1839,22 @@
           <w:color w:val="000000" w:themeColor="text1"/>
           <w:lang w:val="en-US"/>
         </w:rPr>
-        <w:t xml:space="preserve">The net distance covered by </w:t>
-      </w:r>
-      <w:proofErr w:type="spellStart"/>
-      <w:r>
-        <w:rPr>
-          <w:color w:val="000000" w:themeColor="text1"/>
-          <w:lang w:val="en-US"/>
-        </w:rPr>
-        <w:t>fp</w:t>
-      </w:r>
-      <w:proofErr w:type="spellEnd"/>
-      <w:r>
-        <w:rPr>
-          <w:color w:val="000000" w:themeColor="text1"/>
-          <w:lang w:val="en-US"/>
-        </w:rPr>
-        <w:t xml:space="preserve"> is D ,D-1, D-2,D-3 ….0 so D </w:t>
-      </w:r>
-    </w:p>
-    <w:p>
-      <w:pPr>
-        <w:rPr>
-          <w:color w:val="000000" w:themeColor="text1"/>
-          <w:lang w:val="en-US"/>
-        </w:rPr>
-      </w:pPr>
-      <w:r>
-        <w:rPr>
-          <w:color w:val="000000" w:themeColor="text1"/>
-          <w:lang w:val="en-US"/>
-        </w:rPr>
-        <w:t xml:space="preserve">And each </w:t>
-      </w:r>
-      <w:proofErr w:type="spellStart"/>
-      <w:r>
-        <w:rPr>
-          <w:color w:val="000000" w:themeColor="text1"/>
-          <w:lang w:val="en-US"/>
-        </w:rPr>
-        <w:t>tiem</w:t>
-      </w:r>
-      <w:proofErr w:type="spellEnd"/>
-      <w:r>
-        <w:rPr>
-          <w:color w:val="000000" w:themeColor="text1"/>
-          <w:lang w:val="en-US"/>
-        </w:rPr>
-        <w:t xml:space="preserve"> 2 steps so D*2 </w:t>
+        <w:t xml:space="preserve">The net distance covered by fp is D ,D-1, D-2,D-3 ….0 so D </w:t>
+      </w:r>
+    </w:p>
+    <w:p>
+      <w:pPr>
+        <w:rPr>
+          <w:color w:val="000000" w:themeColor="text1"/>
+          <w:lang w:val="en-US"/>
+        </w:rPr>
+      </w:pPr>
+      <w:r>
+        <w:rPr>
+          <w:color w:val="000000" w:themeColor="text1"/>
+          <w:lang w:val="en-US"/>
+        </w:rPr>
+        <w:t xml:space="preserve">And each tiem 2 steps so D*2 </w:t>
       </w:r>
       <w:r>
         <w:rPr>
@@ -2210,21 +1878,12 @@
           <w:lang w:val="en-US"/>
         </w:rPr>
       </w:pPr>
-      <w:proofErr w:type="spellStart"/>
-      <w:r>
-        <w:rPr>
-          <w:color w:val="000000" w:themeColor="text1"/>
-          <w:lang w:val="en-US"/>
-        </w:rPr>
-        <w:t>Sp</w:t>
-      </w:r>
-      <w:proofErr w:type="spellEnd"/>
-      <w:r>
-        <w:rPr>
-          <w:color w:val="000000" w:themeColor="text1"/>
-          <w:lang w:val="en-US"/>
-        </w:rPr>
-        <w:t xml:space="preserve"> would have taken D steps</w:t>
+      <w:r>
+        <w:rPr>
+          <w:color w:val="000000" w:themeColor="text1"/>
+          <w:lang w:val="en-US"/>
+        </w:rPr>
+        <w:t>Sp would have taken D steps</w:t>
       </w:r>
     </w:p>
     <w:p>
@@ -2246,39 +1905,7 @@
           <w:color w:val="000000" w:themeColor="text1"/>
           <w:lang w:val="en-US"/>
         </w:rPr>
-        <w:t xml:space="preserve">After </w:t>
-      </w:r>
-      <w:proofErr w:type="spellStart"/>
-      <w:r>
-        <w:rPr>
-          <w:color w:val="000000" w:themeColor="text1"/>
-          <w:lang w:val="en-US"/>
-        </w:rPr>
-        <w:t>sp</w:t>
-      </w:r>
-      <w:proofErr w:type="spellEnd"/>
-      <w:r>
-        <w:rPr>
-          <w:color w:val="000000" w:themeColor="text1"/>
-          <w:lang w:val="en-US"/>
-        </w:rPr>
-        <w:t xml:space="preserve"> enters the loop it has covered D steps and </w:t>
-      </w:r>
-      <w:proofErr w:type="spellStart"/>
-      <w:r>
-        <w:rPr>
-          <w:color w:val="000000" w:themeColor="text1"/>
-          <w:lang w:val="en-US"/>
-        </w:rPr>
-        <w:t>fp</w:t>
-      </w:r>
-      <w:proofErr w:type="spellEnd"/>
-      <w:r>
-        <w:rPr>
-          <w:color w:val="000000" w:themeColor="text1"/>
-          <w:lang w:val="en-US"/>
-        </w:rPr>
-        <w:t xml:space="preserve"> covered 2D steps.</w:t>
+        <w:t>After sp enters the loop it has covered D steps and fp covered 2D steps.</w:t>
       </w:r>
     </w:p>
     <w:p>
@@ -2353,63 +1980,22 @@
           <w:color w:val="000000" w:themeColor="text1"/>
           <w:lang w:val="en-US"/>
         </w:rPr>
-        <w:t xml:space="preserve">Start </w:t>
-      </w:r>
-      <w:proofErr w:type="spellStart"/>
-      <w:r>
-        <w:rPr>
-          <w:color w:val="000000" w:themeColor="text1"/>
-          <w:lang w:val="en-US"/>
-        </w:rPr>
-        <w:t>sp</w:t>
-      </w:r>
-      <w:proofErr w:type="spellEnd"/>
-      <w:r>
-        <w:rPr>
-          <w:color w:val="000000" w:themeColor="text1"/>
-          <w:lang w:val="en-US"/>
-        </w:rPr>
-        <w:t xml:space="preserve"> from head again</w:t>
-      </w:r>
-    </w:p>
-    <w:p>
-      <w:pPr>
-        <w:rPr>
-          <w:color w:val="000000" w:themeColor="text1"/>
-          <w:lang w:val="en-US"/>
-        </w:rPr>
-      </w:pPr>
-      <w:proofErr w:type="spellStart"/>
-      <w:r>
-        <w:rPr>
-          <w:color w:val="000000" w:themeColor="text1"/>
-          <w:lang w:val="en-US"/>
-        </w:rPr>
-        <w:t>Fp</w:t>
-      </w:r>
-      <w:proofErr w:type="spellEnd"/>
-      <w:r>
-        <w:rPr>
-          <w:color w:val="000000" w:themeColor="text1"/>
-          <w:lang w:val="en-US"/>
-        </w:rPr>
-        <w:t xml:space="preserve"> from there </w:t>
-      </w:r>
-      <w:proofErr w:type="spellStart"/>
-      <w:r>
-        <w:rPr>
-          <w:color w:val="000000" w:themeColor="text1"/>
-          <w:lang w:val="en-US"/>
-        </w:rPr>
-        <w:t>itsel</w:t>
-      </w:r>
-      <w:proofErr w:type="spellEnd"/>
-      <w:r>
-        <w:rPr>
-          <w:color w:val="000000" w:themeColor="text1"/>
-          <w:lang w:val="en-US"/>
-        </w:rPr>
-        <w:t xml:space="preserve"> but only one step move.</w:t>
+        <w:t>Start sp from head again</w:t>
+      </w:r>
+    </w:p>
+    <w:p>
+      <w:pPr>
+        <w:rPr>
+          <w:color w:val="000000" w:themeColor="text1"/>
+          <w:lang w:val="en-US"/>
+        </w:rPr>
+      </w:pPr>
+      <w:r>
+        <w:rPr>
+          <w:color w:val="000000" w:themeColor="text1"/>
+          <w:lang w:val="en-US"/>
+        </w:rPr>
+        <w:t>Fp from there itsel but only one step move.</w:t>
       </w:r>
     </w:p>
     <w:p>
@@ -2483,7 +2069,7 @@
                     <pic:cNvPicPr/>
                   </pic:nvPicPr>
                   <pic:blipFill>
-                    <a:blip r:embed="rId17"/>
+                    <a:blip r:embed="rId18"/>
                     <a:stretch>
                       <a:fillRect/>
                     </a:stretch>
@@ -2543,7 +2129,7 @@
                     <pic:cNvPicPr/>
                   </pic:nvPicPr>
                   <pic:blipFill>
-                    <a:blip r:embed="rId18"/>
+                    <a:blip r:embed="rId19"/>
                     <a:stretch>
                       <a:fillRect/>
                     </a:stretch>
@@ -2552,6 +2138,451 @@
                     <a:xfrm>
                       <a:off x="0" y="0"/>
                       <a:ext cx="5731510" cy="2400935"/>
+                    </a:xfrm>
+                    <a:prstGeom prst="rect">
+                      <a:avLst/>
+                    </a:prstGeom>
+                  </pic:spPr>
+                </pic:pic>
+              </a:graphicData>
+            </a:graphic>
+          </wp:inline>
+        </w:drawing>
+      </w:r>
+    </w:p>
+    <w:p>
+      <w:pPr>
+        <w:rPr>
+          <w:lang w:val="en-US"/>
+        </w:rPr>
+      </w:pPr>
+    </w:p>
+    <w:p>
+      <w:pPr>
+        <w:rPr>
+          <w:lang w:val="en-US"/>
+        </w:rPr>
+      </w:pPr>
+      <w:r>
+        <w:rPr>
+          <w:lang w:val="en-US"/>
+        </w:rPr>
+        <w:t>Generate all permutations:</w:t>
+      </w:r>
+    </w:p>
+    <w:p>
+      <w:pPr>
+        <w:rPr>
+          <w:lang w:val="en-US"/>
+        </w:rPr>
+      </w:pPr>
+      <w:r>
+        <w:rPr>
+          <w:lang w:val="en-US"/>
+        </w:rPr>
+        <w:lastRenderedPageBreak/>
+        <w:drawing>
+          <wp:inline distT="0" distB="0" distL="0" distR="0" wp14:anchorId="6B357DA2" wp14:editId="550DBF78">
+            <wp:extent cx="5731510" cy="3579495"/>
+            <wp:effectExtent l="0" t="0" r="2540" b="1905"/>
+            <wp:docPr id="1675699324" name="Picture 1" descr="A blackboard with white text&#10;&#10;AI-generated content may be incorrect."/>
+            <wp:cNvGraphicFramePr>
+              <a:graphicFrameLocks xmlns:a="http://schemas.openxmlformats.org/drawingml/2006/main" noChangeAspect="1"/>
+            </wp:cNvGraphicFramePr>
+            <a:graphic xmlns:a="http://schemas.openxmlformats.org/drawingml/2006/main">
+              <a:graphicData uri="http://schemas.openxmlformats.org/drawingml/2006/picture">
+                <pic:pic xmlns:pic="http://schemas.openxmlformats.org/drawingml/2006/picture">
+                  <pic:nvPicPr>
+                    <pic:cNvPr id="1675699324" name="Picture 1" descr="A blackboard with white text&#10;&#10;AI-generated content may be incorrect."/>
+                    <pic:cNvPicPr/>
+                  </pic:nvPicPr>
+                  <pic:blipFill>
+                    <a:blip r:embed="rId20"/>
+                    <a:stretch>
+                      <a:fillRect/>
+                    </a:stretch>
+                  </pic:blipFill>
+                  <pic:spPr>
+                    <a:xfrm>
+                      <a:off x="0" y="0"/>
+                      <a:ext cx="5731510" cy="3579495"/>
+                    </a:xfrm>
+                    <a:prstGeom prst="rect">
+                      <a:avLst/>
+                    </a:prstGeom>
+                  </pic:spPr>
+                </pic:pic>
+              </a:graphicData>
+            </a:graphic>
+          </wp:inline>
+        </w:drawing>
+      </w:r>
+    </w:p>
+    <w:p>
+      <w:pPr>
+        <w:rPr>
+          <w:lang w:val="en-US"/>
+        </w:rPr>
+      </w:pPr>
+    </w:p>
+    <w:p>
+      <w:pPr>
+        <w:rPr>
+          <w:lang w:val="en-US"/>
+        </w:rPr>
+      </w:pPr>
+    </w:p>
+    <w:p>
+      <w:pPr>
+        <w:rPr>
+          <w:lang w:val="en-US"/>
+        </w:rPr>
+      </w:pPr>
+    </w:p>
+    <w:p>
+      <w:pPr>
+        <w:rPr>
+          <w:lang w:val="en-US"/>
+        </w:rPr>
+      </w:pPr>
+    </w:p>
+    <w:p>
+      <w:pPr>
+        <w:rPr>
+          <w:lang w:val="en-US"/>
+        </w:rPr>
+      </w:pPr>
+    </w:p>
+    <w:p>
+      <w:pPr>
+        <w:rPr>
+          <w:lang w:val="en-US"/>
+        </w:rPr>
+      </w:pPr>
+    </w:p>
+    <w:p>
+      <w:pPr>
+        <w:rPr>
+          <w:lang w:val="en-US"/>
+        </w:rPr>
+      </w:pPr>
+    </w:p>
+    <w:p>
+      <w:pPr>
+        <w:rPr>
+          <w:lang w:val="en-US"/>
+        </w:rPr>
+      </w:pPr>
+    </w:p>
+    <w:p>
+      <w:pPr>
+        <w:rPr>
+          <w:lang w:val="en-US"/>
+        </w:rPr>
+      </w:pPr>
+    </w:p>
+    <w:p>
+      <w:pPr>
+        <w:rPr>
+          <w:lang w:val="en-US"/>
+        </w:rPr>
+      </w:pPr>
+    </w:p>
+    <w:p>
+      <w:pPr>
+        <w:rPr>
+          <w:lang w:val="en-US"/>
+        </w:rPr>
+      </w:pPr>
+    </w:p>
+    <w:p>
+      <w:pPr>
+        <w:rPr>
+          <w:lang w:val="en-US"/>
+        </w:rPr>
+      </w:pPr>
+    </w:p>
+    <w:p>
+      <w:pPr>
+        <w:rPr>
+          <w:lang w:val="en-US"/>
+        </w:rPr>
+      </w:pPr>
+    </w:p>
+    <w:p>
+      <w:pPr>
+        <w:rPr>
+          <w:lang w:val="en-US"/>
+        </w:rPr>
+      </w:pPr>
+    </w:p>
+    <w:p>
+      <w:pPr>
+        <w:rPr>
+          <w:lang w:val="en-US"/>
+        </w:rPr>
+      </w:pPr>
+    </w:p>
+    <w:p>
+      <w:pPr>
+        <w:rPr>
+          <w:lang w:val="en-US"/>
+        </w:rPr>
+      </w:pPr>
+    </w:p>
+    <w:p>
+      <w:pPr>
+        <w:rPr>
+          <w:lang w:val="en-US"/>
+        </w:rPr>
+      </w:pPr>
+    </w:p>
+    <w:p>
+      <w:pPr>
+        <w:rPr>
+          <w:lang w:val="en-US"/>
+        </w:rPr>
+      </w:pPr>
+    </w:p>
+    <w:p>
+      <w:pPr>
+        <w:rPr>
+          <w:lang w:val="en-US"/>
+        </w:rPr>
+      </w:pPr>
+      <w:r>
+        <w:rPr>
+          <w:lang w:val="en-US"/>
+        </w:rPr>
+        <w:lastRenderedPageBreak/>
+        <w:t>Inversion pairs.</w:t>
+      </w:r>
+    </w:p>
+    <w:p>
+      <w:pPr>
+        <w:rPr>
+          <w:lang w:val="en-US"/>
+        </w:rPr>
+      </w:pPr>
+      <w:r>
+        <w:rPr>
+          <w:lang w:val="en-US"/>
+        </w:rPr>
+        <w:drawing>
+          <wp:inline distT="0" distB="0" distL="0" distR="0" wp14:anchorId="11DB422B" wp14:editId="13637A6C">
+            <wp:extent cx="6194314" cy="4929510"/>
+            <wp:effectExtent l="0" t="0" r="0" b="4445"/>
+            <wp:docPr id="74957142" name="Picture 1"/>
+            <wp:cNvGraphicFramePr>
+              <a:graphicFrameLocks xmlns:a="http://schemas.openxmlformats.org/drawingml/2006/main" noChangeAspect="1"/>
+            </wp:cNvGraphicFramePr>
+            <a:graphic xmlns:a="http://schemas.openxmlformats.org/drawingml/2006/main">
+              <a:graphicData uri="http://schemas.openxmlformats.org/drawingml/2006/picture">
+                <pic:pic xmlns:pic="http://schemas.openxmlformats.org/drawingml/2006/picture">
+                  <pic:nvPicPr>
+                    <pic:cNvPr id="74957142" name=""/>
+                    <pic:cNvPicPr/>
+                  </pic:nvPicPr>
+                  <pic:blipFill>
+                    <a:blip r:embed="rId21"/>
+                    <a:stretch>
+                      <a:fillRect/>
+                    </a:stretch>
+                  </pic:blipFill>
+                  <pic:spPr>
+                    <a:xfrm>
+                      <a:off x="0" y="0"/>
+                      <a:ext cx="6206525" cy="4939228"/>
+                    </a:xfrm>
+                    <a:prstGeom prst="rect">
+                      <a:avLst/>
+                    </a:prstGeom>
+                  </pic:spPr>
+                </pic:pic>
+              </a:graphicData>
+            </a:graphic>
+          </wp:inline>
+        </w:drawing>
+      </w:r>
+    </w:p>
+    <w:p>
+      <w:pPr>
+        <w:rPr>
+          <w:lang w:val="en-US"/>
+        </w:rPr>
+      </w:pPr>
+      <w:r>
+        <w:rPr>
+          <w:lang w:val="en-US"/>
+        </w:rPr>
+        <w:drawing>
+          <wp:inline distT="0" distB="0" distL="0" distR="0" wp14:anchorId="76A4B246" wp14:editId="23AFC752">
+            <wp:extent cx="5731510" cy="2929890"/>
+            <wp:effectExtent l="0" t="0" r="2540" b="3810"/>
+            <wp:docPr id="976364909" name="Picture 1" descr="A diagram of a graph on a piece of paper&#10;&#10;AI-generated content may be incorrect."/>
+            <wp:cNvGraphicFramePr>
+              <a:graphicFrameLocks xmlns:a="http://schemas.openxmlformats.org/drawingml/2006/main" noChangeAspect="1"/>
+            </wp:cNvGraphicFramePr>
+            <a:graphic xmlns:a="http://schemas.openxmlformats.org/drawingml/2006/main">
+              <a:graphicData uri="http://schemas.openxmlformats.org/drawingml/2006/picture">
+                <pic:pic xmlns:pic="http://schemas.openxmlformats.org/drawingml/2006/picture">
+                  <pic:nvPicPr>
+                    <pic:cNvPr id="976364909" name="Picture 1" descr="A diagram of a graph on a piece of paper&#10;&#10;AI-generated content may be incorrect."/>
+                    <pic:cNvPicPr/>
+                  </pic:nvPicPr>
+                  <pic:blipFill>
+                    <a:blip r:embed="rId22"/>
+                    <a:stretch>
+                      <a:fillRect/>
+                    </a:stretch>
+                  </pic:blipFill>
+                  <pic:spPr>
+                    <a:xfrm>
+                      <a:off x="0" y="0"/>
+                      <a:ext cx="5731510" cy="2929890"/>
+                    </a:xfrm>
+                    <a:prstGeom prst="rect">
+                      <a:avLst/>
+                    </a:prstGeom>
+                  </pic:spPr>
+                </pic:pic>
+              </a:graphicData>
+            </a:graphic>
+          </wp:inline>
+        </w:drawing>
+      </w:r>
+    </w:p>
+    <w:p>
+      <w:pPr>
+        <w:rPr>
+          <w:lang w:val="en-US"/>
+        </w:rPr>
+      </w:pPr>
+      <w:r>
+        <w:rPr>
+          <w:lang w:val="en-US"/>
+        </w:rPr>
+        <w:lastRenderedPageBreak/>
+        <w:drawing>
+          <wp:inline distT="0" distB="0" distL="0" distR="0" wp14:anchorId="1648EE3F" wp14:editId="71BE8F4D">
+            <wp:extent cx="5731510" cy="3866515"/>
+            <wp:effectExtent l="0" t="0" r="2540" b="635"/>
+            <wp:docPr id="33059170" name="Picture 1" descr="A diagram of a diagram&#10;&#10;AI-generated content may be incorrect."/>
+            <wp:cNvGraphicFramePr>
+              <a:graphicFrameLocks xmlns:a="http://schemas.openxmlformats.org/drawingml/2006/main" noChangeAspect="1"/>
+            </wp:cNvGraphicFramePr>
+            <a:graphic xmlns:a="http://schemas.openxmlformats.org/drawingml/2006/main">
+              <a:graphicData uri="http://schemas.openxmlformats.org/drawingml/2006/picture">
+                <pic:pic xmlns:pic="http://schemas.openxmlformats.org/drawingml/2006/picture">
+                  <pic:nvPicPr>
+                    <pic:cNvPr id="33059170" name="Picture 1" descr="A diagram of a diagram&#10;&#10;AI-generated content may be incorrect."/>
+                    <pic:cNvPicPr/>
+                  </pic:nvPicPr>
+                  <pic:blipFill>
+                    <a:blip r:embed="rId23"/>
+                    <a:stretch>
+                      <a:fillRect/>
+                    </a:stretch>
+                  </pic:blipFill>
+                  <pic:spPr>
+                    <a:xfrm>
+                      <a:off x="0" y="0"/>
+                      <a:ext cx="5731510" cy="3866515"/>
+                    </a:xfrm>
+                    <a:prstGeom prst="rect">
+                      <a:avLst/>
+                    </a:prstGeom>
+                  </pic:spPr>
+                </pic:pic>
+              </a:graphicData>
+            </a:graphic>
+          </wp:inline>
+        </w:drawing>
+      </w:r>
+    </w:p>
+    <w:p>
+      <w:pPr>
+        <w:rPr>
+          <w:lang w:val="en-US"/>
+        </w:rPr>
+      </w:pPr>
+      <w:r>
+        <w:rPr>
+          <w:lang w:val="en-US"/>
+        </w:rPr>
+        <w:drawing>
+          <wp:inline distT="0" distB="0" distL="0" distR="0" wp14:anchorId="1BE03B91" wp14:editId="6F082776">
+            <wp:extent cx="5731510" cy="3519170"/>
+            <wp:effectExtent l="0" t="0" r="2540" b="5080"/>
+            <wp:docPr id="1898166841" name="Picture 1"/>
+            <wp:cNvGraphicFramePr>
+              <a:graphicFrameLocks xmlns:a="http://schemas.openxmlformats.org/drawingml/2006/main" noChangeAspect="1"/>
+            </wp:cNvGraphicFramePr>
+            <a:graphic xmlns:a="http://schemas.openxmlformats.org/drawingml/2006/main">
+              <a:graphicData uri="http://schemas.openxmlformats.org/drawingml/2006/picture">
+                <pic:pic xmlns:pic="http://schemas.openxmlformats.org/drawingml/2006/picture">
+                  <pic:nvPicPr>
+                    <pic:cNvPr id="1898166841" name=""/>
+                    <pic:cNvPicPr/>
+                  </pic:nvPicPr>
+                  <pic:blipFill>
+                    <a:blip r:embed="rId24"/>
+                    <a:stretch>
+                      <a:fillRect/>
+                    </a:stretch>
+                  </pic:blipFill>
+                  <pic:spPr>
+                    <a:xfrm>
+                      <a:off x="0" y="0"/>
+                      <a:ext cx="5731510" cy="3519170"/>
+                    </a:xfrm>
+                    <a:prstGeom prst="rect">
+                      <a:avLst/>
+                    </a:prstGeom>
+                  </pic:spPr>
+                </pic:pic>
+              </a:graphicData>
+            </a:graphic>
+          </wp:inline>
+        </w:drawing>
+      </w:r>
+    </w:p>
+    <w:p>
+      <w:pPr>
+        <w:rPr>
+          <w:lang w:val="en-US"/>
+        </w:rPr>
+      </w:pPr>
+      <w:r>
+        <w:rPr>
+          <w:lang w:val="en-US"/>
+        </w:rPr>
+        <w:lastRenderedPageBreak/>
+        <w:drawing>
+          <wp:inline distT="0" distB="0" distL="0" distR="0" wp14:anchorId="4425A150" wp14:editId="76F29B95">
+            <wp:extent cx="5731510" cy="3529965"/>
+            <wp:effectExtent l="0" t="0" r="2540" b="0"/>
+            <wp:docPr id="971098096" name="Picture 1" descr="A screenshot of a test&#10;&#10;AI-generated content may be incorrect."/>
+            <wp:cNvGraphicFramePr>
+              <a:graphicFrameLocks xmlns:a="http://schemas.openxmlformats.org/drawingml/2006/main" noChangeAspect="1"/>
+            </wp:cNvGraphicFramePr>
+            <a:graphic xmlns:a="http://schemas.openxmlformats.org/drawingml/2006/main">
+              <a:graphicData uri="http://schemas.openxmlformats.org/drawingml/2006/picture">
+                <pic:pic xmlns:pic="http://schemas.openxmlformats.org/drawingml/2006/picture">
+                  <pic:nvPicPr>
+                    <pic:cNvPr id="971098096" name="Picture 1" descr="A screenshot of a test&#10;&#10;AI-generated content may be incorrect."/>
+                    <pic:cNvPicPr/>
+                  </pic:nvPicPr>
+                  <pic:blipFill>
+                    <a:blip r:embed="rId25"/>
+                    <a:stretch>
+                      <a:fillRect/>
+                    </a:stretch>
+                  </pic:blipFill>
+                  <pic:spPr>
+                    <a:xfrm>
+                      <a:off x="0" y="0"/>
+                      <a:ext cx="5731510" cy="3529965"/>
                     </a:xfrm>
                     <a:prstGeom prst="rect">
                       <a:avLst/>
@@ -3810,4 +3841,16 @@
     </a:ext>
   </a:extLst>
 </a:theme>
+</file>
+
+<file path=customXml/item1.xml><?xml version="1.0" encoding="utf-8"?>
+<b:Sources xmlns:b="http://schemas.openxmlformats.org/officeDocument/2006/bibliography" xmlns="http://schemas.openxmlformats.org/officeDocument/2006/bibliography" SelectedStyle="\APASixthEditionOfficeOnline.xsl" StyleName="APA" Version="6"/>
+</file>
+
+<file path=customXml/itemProps1.xml><?xml version="1.0" encoding="utf-8"?>
+<ds:datastoreItem xmlns:ds="http://schemas.openxmlformats.org/officeDocument/2006/customXml" ds:itemID="{5947A864-259E-48BB-A2CA-FB54DEB7C696}">
+  <ds:schemaRefs>
+    <ds:schemaRef ds:uri="http://schemas.openxmlformats.org/officeDocument/2006/bibliography"/>
+  </ds:schemaRefs>
+</ds:datastoreItem>
 </file>